--- a/docs/questionnaire/アンケート用紙_v3.docx
+++ b/docs/questionnaire/アンケート用紙_v3.docx
@@ -347,7 +347,47 @@
           <w:color w:val="555555"/>
           <w:sz w:val="17"/>
         </w:rPr>
-        <w:t>乗車中、人数の入れ方が2種類ありました。それぞれについてお答えください。</w:t>
+        <w:t>2日間で、人数の入れ方が日によって違いました。次の2つです。</w:t>
+      </w:r>
+    </w:p>
+    <w:p>
+      <w:pPr>
+        <w:spacing w:before="80" w:after="20"/>
+      </w:pPr>
+      <w:r>
+        <w:rPr>
+          <w:rFonts w:ascii="Yu Gothic" w:hAnsi="Yu Gothic" w:eastAsia="Yu Gothic"/>
+          <w:b/>
+          <w:sz w:val="21"/>
+        </w:rPr>
+        <w:t>2-0  1日目に使ったのはどちらの方式でしたか</w:t>
+      </w:r>
+    </w:p>
+    <w:p>
+      <w:pPr>
+        <w:spacing w:before="0" w:after="60"/>
+      </w:pPr>
+      <w:r>
+        <w:rPr>
+          <w:rFonts w:ascii="Yu Gothic" w:hAnsi="Yu Gothic" w:eastAsia="Yu Gothic"/>
+          <w:b w:val="0"/>
+          <w:sz w:val="20"/>
+        </w:rPr>
+        <w:t xml:space="preserve">　□ ステッパー方式　　□ テンキー方式　　□ 覚えていない</w:t>
+      </w:r>
+    </w:p>
+    <w:p>
+      <w:pPr>
+        <w:spacing w:before="0" w:after="120"/>
+      </w:pPr>
+      <w:r>
+        <w:rPr>
+          <w:rFonts w:ascii="Yu Gothic" w:hAnsi="Yu Gothic" w:eastAsia="Yu Gothic"/>
+          <w:b w:val="0"/>
+          <w:color w:val="555555"/>
+          <w:sz w:val="17"/>
+        </w:rPr>
+        <w:t>※ 思い出せる範囲で構いません。分からなければ「覚えていない」を選んでください。</w:t>
       </w:r>
     </w:p>
     <w:tbl>
@@ -363,26 +403,23 @@
       <w:tr>
         <w:tc>
           <w:tcPr>
-            <w:tcW w:type="dxa" w:w="5102"/>
+            <w:tcW w:type="dxa" w:w="9865"/>
           </w:tcPr>
           <w:p>
-            <w:pPr>
-              <w:jc w:val="center"/>
-            </w:pPr>
             <w:r>
               <w:rPr>
                 <w:rFonts w:ascii="Yu Gothic" w:hAnsi="Yu Gothic" w:eastAsia="Yu Gothic"/>
-                <w:color w:val="777777"/>
-                <w:sz w:val="18"/>
+                <w:b/>
+                <w:sz w:val="24"/>
               </w:rPr>
-              <w:t>【A-1：ステッパー】</w:t>
-              <w:br/>
-              <w:t>「−5 −1 [値] +1 +5」が横に並んだ画面</w:t>
-              <w:br/>
-              <w:br/>
-              <w:t>（ここに画面の写真を貼る）</w:t>
-              <w:br/>
-              <w:br/>
+              <w:t xml:space="preserve">【ステッパー方式】　</w:t>
+            </w:r>
+            <w:r>
+              <w:rPr>
+                <w:rFonts w:ascii="Yu Gothic" w:hAnsi="Yu Gothic" w:eastAsia="Yu Gothic"/>
+                <w:sz w:val="20"/>
+              </w:rPr>
+              <w:t>「−5」「−1」「＋1」「＋5」のボタンで、数を増やしたり減らしたりして合わせる</w:t>
             </w:r>
           </w:p>
         </w:tc>
@@ -410,7 +447,7 @@
           <w:b w:val="0"/>
           <w:sz w:val="19"/>
         </w:rPr>
-        <w:t>上の【ステッパー】について、それぞれ当てはまる数字に○をつけてください。</w:t>
+        <w:t>【ステッパー方式】について、それぞれ当てはまる数字に○をつけてください。</w:t>
       </w:r>
     </w:p>
     <w:p>
@@ -423,7 +460,7 @@
           <w:b w:val="0"/>
           <w:sz w:val="20"/>
         </w:rPr>
-        <w:t xml:space="preserve">　2-1  このUIは押しやすかった</w:t>
+        <w:t xml:space="preserve">　2-1  この方式は押しやすかった</w:t>
       </w:r>
     </w:p>
     <w:p>
@@ -449,7 +486,7 @@
           <w:b w:val="0"/>
           <w:sz w:val="20"/>
         </w:rPr>
-        <w:t xml:space="preserve">　2-2  このUIは素早く答えられた</w:t>
+        <w:t xml:space="preserve">　2-2  この方式は素早く答えられた</w:t>
       </w:r>
     </w:p>
     <w:p>
@@ -475,7 +512,7 @@
           <w:b w:val="0"/>
           <w:sz w:val="20"/>
         </w:rPr>
-        <w:t xml:space="preserve">　2-3  このUIでは自分が思った通りの人数を入力できた</w:t>
+        <w:t xml:space="preserve">　2-3  この方式では自分が思った通りの人数を入力できた</w:t>
       </w:r>
     </w:p>
     <w:p>
@@ -501,7 +538,7 @@
           <w:b w:val="0"/>
           <w:sz w:val="20"/>
         </w:rPr>
-        <w:t xml:space="preserve">　2-4  このUIは頭を使う・疲れると感じた</w:t>
+        <w:t xml:space="preserve">　2-4  この方式は頭を使う・疲れると感じた</w:t>
       </w:r>
     </w:p>
     <w:p>
@@ -530,26 +567,23 @@
       <w:tr>
         <w:tc>
           <w:tcPr>
-            <w:tcW w:type="dxa" w:w="5102"/>
+            <w:tcW w:type="dxa" w:w="9865"/>
           </w:tcPr>
           <w:p>
-            <w:pPr>
-              <w:jc w:val="center"/>
-            </w:pPr>
             <w:r>
               <w:rPr>
                 <w:rFonts w:ascii="Yu Gothic" w:hAnsi="Yu Gothic" w:eastAsia="Yu Gothic"/>
-                <w:color w:val="777777"/>
-                <w:sz w:val="18"/>
+                <w:b/>
+                <w:sz w:val="24"/>
               </w:rPr>
-              <w:t>【A-2：テンキー】</w:t>
-              <w:br/>
-              <w:t>数字キー12個が画面内に固定表示された画面</w:t>
-              <w:br/>
-              <w:br/>
-              <w:t>（ここに画面の写真を貼る）</w:t>
-              <w:br/>
-              <w:br/>
+              <w:t xml:space="preserve">【テンキー方式】　</w:t>
+            </w:r>
+            <w:r>
+              <w:rPr>
+                <w:rFonts w:ascii="Yu Gothic" w:hAnsi="Yu Gothic" w:eastAsia="Yu Gothic"/>
+                <w:sz w:val="20"/>
+              </w:rPr>
+              <w:t>数字のキーを押して、人数を直接入力する</w:t>
             </w:r>
           </w:p>
         </w:tc>
@@ -577,7 +611,7 @@
           <w:b w:val="0"/>
           <w:sz w:val="19"/>
         </w:rPr>
-        <w:t>上の【テンキー】について、それぞれ当てはまる数字に○をつけてください。</w:t>
+        <w:t>【テンキー方式】について、それぞれ当てはまる数字に○をつけてください。</w:t>
       </w:r>
     </w:p>
     <w:p>
@@ -590,7 +624,7 @@
           <w:b w:val="0"/>
           <w:sz w:val="20"/>
         </w:rPr>
-        <w:t xml:space="preserve">　2-1  このUIは押しやすかった</w:t>
+        <w:t xml:space="preserve">　2-1  この方式は押しやすかった</w:t>
       </w:r>
     </w:p>
     <w:p>
@@ -616,7 +650,7 @@
           <w:b w:val="0"/>
           <w:sz w:val="20"/>
         </w:rPr>
-        <w:t xml:space="preserve">　2-2  このUIは素早く答えられた</w:t>
+        <w:t xml:space="preserve">　2-2  この方式は素早く答えられた</w:t>
       </w:r>
     </w:p>
     <w:p>
@@ -642,7 +676,7 @@
           <w:b w:val="0"/>
           <w:sz w:val="20"/>
         </w:rPr>
-        <w:t xml:space="preserve">　2-3  このUIでは自分が思った通りの人数を入力できた</w:t>
+        <w:t xml:space="preserve">　2-3  この方式では自分が思った通りの人数を入力できた</w:t>
       </w:r>
     </w:p>
     <w:p>
@@ -668,7 +702,7 @@
           <w:b w:val="0"/>
           <w:sz w:val="20"/>
         </w:rPr>
-        <w:t xml:space="preserve">　2-4  このUIは頭を使う・疲れると感じた</w:t>
+        <w:t xml:space="preserve">　2-4  この方式は頭を使う・疲れると感じた</w:t>
       </w:r>
     </w:p>
     <w:p>
@@ -707,7 +741,7 @@
           <w:b w:val="0"/>
           <w:sz w:val="20"/>
         </w:rPr>
-        <w:t xml:space="preserve">　□ ステッパー　　□ テンキー　　□ どちらとも言えない</w:t>
+        <w:t xml:space="preserve">　□ ステッパー方式　　□ テンキー方式　　□ どちらとも言えない</w:t>
       </w:r>
     </w:p>
     <w:p>
@@ -774,7 +808,7 @@
           <w:b w:val="0"/>
           <w:sz w:val="20"/>
         </w:rPr>
-        <w:t xml:space="preserve">　□ ステッパー　　□ テンキー　　□ どちらとも言えない</w:t>
+        <w:t xml:space="preserve">　□ ステッパー方式　　□ テンキー方式　　□ どちらとも言えない</w:t>
       </w:r>
     </w:p>
     <w:p>
@@ -1169,7 +1203,7 @@
           <w:color w:val="555555"/>
           <w:sz w:val="17"/>
         </w:rPr>
-        <w:t>1本目と2本目で、画面に少し違いがありました。</w:t>
+        <w:t>同じ日の1本目と2本目で、画面に1か所だけ違いがありました。</w:t>
       </w:r>
     </w:p>
     <w:p>
@@ -1182,7 +1216,7 @@
           <w:b w:val="0"/>
           <w:sz w:val="21"/>
         </w:rPr>
-        <w:t>4-1  1本目と2本目で、人数の入れ方に違いがあったことに気づきましたか</w:t>
+        <w:t>4-1  同じ日の1本目と2本目で、画面に違いがあったことに気づきましたか</w:t>
       </w:r>
     </w:p>
     <w:p>
@@ -1208,7 +1242,7 @@
           <w:b w:val="0"/>
           <w:sz w:val="19"/>
         </w:rPr>
-        <w:t>違いはこの2つです。</w:t>
+        <w:t>違いはここです。人数を入れる欄のすぐ下に――</w:t>
       </w:r>
     </w:p>
     <w:tbl>
@@ -1224,26 +1258,23 @@
       <w:tr>
         <w:tc>
           <w:tcPr>
-            <w:tcW w:type="dxa" w:w="5102"/>
+            <w:tcW w:type="dxa" w:w="9866"/>
           </w:tcPr>
           <w:p>
-            <w:pPr>
-              <w:jc w:val="center"/>
-            </w:pPr>
             <w:r>
               <w:rPr>
                 <w:rFonts w:ascii="Yu Gothic" w:hAnsi="Yu Gothic" w:eastAsia="Yu Gothic"/>
-                <w:color w:val="777777"/>
-                <w:sz w:val="18"/>
+                <w:b/>
+                <w:sz w:val="22"/>
               </w:rPr>
-              <w:t>【B-2：「わからない」ボタン なし】</w:t>
-              <w:br/>
-              <w:t>同じ位置に何も無い画面</w:t>
-              <w:br/>
-              <w:br/>
-              <w:t>（ここに画面の写真を貼る）</w:t>
-              <w:br/>
-              <w:br/>
+              <w:t xml:space="preserve">【「わからない」ボタン なし】　</w:t>
+            </w:r>
+            <w:r>
+              <w:rPr>
+                <w:rFonts w:ascii="Yu Gothic" w:hAnsi="Yu Gothic" w:eastAsia="Yu Gothic"/>
+                <w:sz w:val="20"/>
+              </w:rPr>
+              <w:t>何も置かれていなかった便</w:t>
             </w:r>
           </w:p>
         </w:tc>
@@ -1274,26 +1305,23 @@
       <w:tr>
         <w:tc>
           <w:tcPr>
-            <w:tcW w:type="dxa" w:w="5102"/>
+            <w:tcW w:type="dxa" w:w="9866"/>
           </w:tcPr>
           <w:p>
-            <w:pPr>
-              <w:jc w:val="center"/>
-            </w:pPr>
             <w:r>
               <w:rPr>
                 <w:rFonts w:ascii="Yu Gothic" w:hAnsi="Yu Gothic" w:eastAsia="Yu Gothic"/>
-                <w:color w:val="777777"/>
-                <w:sz w:val="18"/>
+                <w:b/>
+                <w:sz w:val="22"/>
               </w:rPr>
-              <w:t>【B-1：「わからない」ボタン あり】</w:t>
-              <w:br/>
-              <w:t>人数表示のすぐ下に「わからない」ボタンがある画面</w:t>
-              <w:br/>
-              <w:br/>
-              <w:t>（ここに画面の写真を貼る）</w:t>
-              <w:br/>
-              <w:br/>
+              <w:t xml:space="preserve">【「わからない」ボタン あり】　</w:t>
+            </w:r>
+            <w:r>
+              <w:rPr>
+                <w:rFonts w:ascii="Yu Gothic" w:hAnsi="Yu Gothic" w:eastAsia="Yu Gothic"/>
+                <w:sz w:val="20"/>
+              </w:rPr>
+              <w:t>「わからない」というボタンが置かれていた便</w:t>
             </w:r>
           </w:p>
         </w:tc>
@@ -1412,7 +1440,7 @@
           <w:b w:val="0"/>
           <w:sz w:val="20"/>
         </w:rPr>
-        <w:t xml:space="preserve">　□ ボタンあり　　□ ボタンなし　　□ 変わらない</w:t>
+        <w:t xml:space="preserve">　□ ボタンがなかった便　　□ ボタンがあった便　　□ 変わらない</w:t>
       </w:r>
     </w:p>
     <w:p>
